--- a/seat plan/room allocation small.docx
+++ b/seat plan/room allocation small.docx
@@ -905,17 +905,7 @@
                 <w:sz w:val="32"/>
                 <w:szCs w:val="32"/>
               </w:rPr>
-              <w:t xml:space="preserve">Room no: </w:t>
-            </w:r>
-            <w:r>
-              <w:rPr>
-                <w:rFonts w:ascii="Times New Roman" w:hAnsi="Times New Roman" w:cs="Times New Roman"/>
-                <w:b/>
-                <w:bCs/>
-                <w:sz w:val="32"/>
-                <w:szCs w:val="32"/>
-              </w:rPr>
-              <w:t>5</w:t>
+              <w:t>Room no: 5</w:t>
             </w:r>
           </w:p>
         </w:tc>
@@ -3614,6 +3604,7 @@
   <w:style w:type="character" w:default="1" w:styleId="DefaultParagraphFont">
     <w:name w:val="Default Paragraph Font"/>
     <w:uiPriority w:val="1"/>
+    <w:semiHidden/>
     <w:unhideWhenUsed/>
   </w:style>
   <w:style w:type="table" w:default="1" w:styleId="TableNormal">
